--- a/assets/docx/job-44_cover.docx
+++ b/assets/docx/job-44_cover.docx
@@ -503,10 +503,6 @@
     <w:name w:val="Normal"/>
     <w:qFormat/>
     <w:rsid w:val="00FC693F"/>
-    <w:rPr>
-      <w:rFonts w:ascii="Calibri" w:hAnsi="Calibri"/>
-      <w:sz w:val="21"/>
-    </w:rPr>
   </w:style>
   <w:style w:type="paragraph" w:styleId="Header">
     <w:name w:val="header"/>
